--- a/cv/Resume.docx
+++ b/cv/Resume.docx
@@ -20,13 +20,13 @@
         <w:tblLook w:val="0000" w:firstRow="0" w:lastRow="0" w:firstColumn="0" w:lastColumn="0" w:noHBand="0" w:noVBand="0"/>
       </w:tblPr>
       <w:tblGrid>
-        <w:gridCol w:w="4000"/>
-        <w:gridCol w:w="8240"/>
+        <w:gridCol w:w="4253"/>
+        <w:gridCol w:w="7987"/>
       </w:tblGrid>
       <w:tr>
         <w:tc>
           <w:tcPr>
-            <w:tcW w:w="4000" w:type="dxa"/>
+            <w:tcW w:w="4253" w:type="dxa"/>
             <w:tcBorders>
               <w:top w:val="none" w:sz="0" w:space="0" w:color="FFFFFF"/>
               <w:left w:val="none" w:sz="0" w:space="0" w:color="FFFFFF"/>
@@ -129,7 +129,18 @@
                 <w:sz w:val="18"/>
                 <w:szCs w:val="18"/>
               </w:rPr>
-              <w:t>hacker.one432@gmail.com</w:t>
+              <w:t>mohrandi929</w:t>
+            </w:r>
+            <w:r>
+              <w:rPr>
+                <w:rFonts w:ascii="Calibri" w:eastAsia="Calibri" w:hAnsi="Calibri" w:cs="Calibri"/>
+                <w:b/>
+                <w:bCs/>
+                <w:color w:val="FFFFFF"/>
+                <w:sz w:val="18"/>
+                <w:szCs w:val="18"/>
+              </w:rPr>
+              <w:t>@gmail.com</w:t>
             </w:r>
           </w:p>
           <w:p>
@@ -190,16 +201,36 @@
                 <w:sz w:val="18"/>
                 <w:szCs w:val="18"/>
               </w:rPr>
-              <w:t xml:space="preserve">Portfolio: </w:t>
-            </w:r>
-            <w:r>
-              <w:rPr>
-                <w:rFonts w:ascii="Calibri" w:eastAsia="Calibri" w:hAnsi="Calibri" w:cs="Calibri"/>
-                <w:color w:val="FFFFFF"/>
-                <w:sz w:val="18"/>
-                <w:szCs w:val="18"/>
-              </w:rPr>
-              <w:t>github.com/hackerone432-commits/Data_Analyst</w:t>
+              <w:t>Portfolio:</w:t>
+            </w:r>
+            <w:r>
+              <w:rPr>
+                <w:rFonts w:ascii="Calibri" w:eastAsia="Calibri" w:hAnsi="Calibri" w:cs="Calibri"/>
+                <w:b/>
+                <w:bCs/>
+                <w:color w:val="FFFFFF"/>
+                <w:sz w:val="18"/>
+                <w:szCs w:val="18"/>
+              </w:rPr>
+              <w:t xml:space="preserve"> </w:t>
+            </w:r>
+            <w:r>
+              <w:rPr>
+                <w:rFonts w:ascii="Calibri" w:eastAsia="Calibri" w:hAnsi="Calibri" w:cs="Calibri"/>
+                <w:color w:val="FFFFFF"/>
+                <w:sz w:val="18"/>
+                <w:szCs w:val="18"/>
+              </w:rPr>
+              <w:t>https://g</w:t>
+            </w:r>
+            <w:r>
+              <w:rPr>
+                <w:rFonts w:ascii="Calibri" w:eastAsia="Calibri" w:hAnsi="Calibri" w:cs="Calibri"/>
+                <w:color w:val="FFFFFF"/>
+                <w:sz w:val="18"/>
+                <w:szCs w:val="18"/>
+              </w:rPr>
+              <w:t>ithub.com/hackerone432-commits/Data_Analyst</w:t>
             </w:r>
           </w:p>
           <w:p>
@@ -479,7 +510,7 @@
         </w:tc>
         <w:tc>
           <w:tcPr>
-            <w:tcW w:w="8240" w:type="dxa"/>
+            <w:tcW w:w="7987" w:type="dxa"/>
             <w:tcBorders>
               <w:top w:val="none" w:sz="0" w:space="0" w:color="FFFFFF"/>
               <w:left w:val="none" w:sz="0" w:space="0" w:color="FFFFFF"/>
